--- a/docs/운영/06-전산-인수인계서.docx
+++ b/docs/운영/06-전산-인수인계서.docx
@@ -144,7 +144,7 @@
                 <w:color w:val="000000"/>
                 <w:sz w:val="20"/>
               </w:rPr>
-              <w:t>v1.0.0</w:t>
+              <w:t>1.0.0</w:t>
             </w:r>
           </w:p>
         </w:tc>
@@ -208,7 +208,7 @@
                 <w:color w:val="000000"/>
                 <w:sz w:val="20"/>
               </w:rPr>
-              <w:t xml:space="preserve"> 브랜치 / 릴리스 v1.0.0 (접근 권한은 인사 담당자가 부여)</w:t>
+              <w:t xml:space="preserve"> 브랜치 / 릴리스 1.0.0 (https://github.com/jmkim0808/hr-eval/releases/tag/1.0.0) (접근 권한은 인사 담당자가 부여)</w:t>
             </w:r>
           </w:p>
         </w:tc>
@@ -903,7 +903,7 @@
           <w:color w:val="000000"/>
           <w:sz w:val="20"/>
         </w:rPr>
-        <w:t>아래 6가지를 회신해 주시면 인사 쪽에서 설정 파일(ax-app.yaml)의 빈칸을 채워 v1.0.0으로 확정합니다.</w:t>
+        <w:t>아래 6가지를 회신해 주시면 인사 쪽에서 설정 파일(ax-app.yaml)의 빈칸을 채워 1.0.0으로 확정합니다.</w:t>
       </w:r>
     </w:p>
     <w:tbl>
@@ -1468,7 +1468,7 @@
           <w:color w:val="000000"/>
           <w:sz w:val="20"/>
         </w:rPr>
-        <w:t xml:space="preserve">1.  저장소 main(또는 릴리스 v1.0.0)을 받습니다. 맨 위 </w:t>
+        <w:t xml:space="preserve">1.  저장소 main(또는 릴리스 1.0.0)을 받습니다. 맨 위 </w:t>
       </w:r>
       <w:r>
         <w:rPr>
@@ -5057,7 +5057,7 @@
                 <w:color w:val="000000"/>
                 <w:sz w:val="19"/>
               </w:rPr>
-              <w:t>ax-app.yaml 빈칸 채우기·v1.0.0 확정</w:t>
+              <w:t>ax-app.yaml 빈칸 채우기·판 확정</w:t>
             </w:r>
           </w:p>
         </w:tc>
